--- a/Composite Lodge 4076 - User Guide.docx
+++ b/Composite Lodge 4076 - User Guide.docx
@@ -323,7 +323,7 @@
           <w:b w:val="0"/>
           <w:i w:val="0"/>
         </w:rPr>
-        <w:t>The bar across the top shows the lodge crest and name, the gold ⟳ Sync button, and who is signed in. The menu down the left-hand side takes you to each section: Members, Meetings, Events, Lodge Notices, Photos and Settings. On a phone, tap the ☰ button to open this menu.</w:t>
+        <w:t>The bar across the top shows the lodge crest and name, the gold ⟳ Sync button, and who is signed in. The menu down the left-hand side takes you to each section: Members, Meetings, Events, Lodge Chat, Lodge Notices, Photos and Settings. On a phone, tap the ☰ button to open this menu.</w:t>
       </w:r>
     </w:p>
     <w:p>
@@ -585,7 +585,7 @@
         <w:t>Committee</w:t>
       </w:r>
       <w:r>
-        <w:t xml:space="preserve"> — add lodge members from the dropdown (their phone numbers come straight from the Members list), or add someone from outside the lodge. Non-members are marked with a * after their name.</w:t>
+        <w:t xml:space="preserve"> — lodge members are added from a dropdown (their phone numbers come straight from the Members list), and people from outside the lodge can be added too — non-members are marked with a * after their name. Only the Secretary, and members he has given permission to in Settings, can add or remove committee members.</w:t>
       </w:r>
     </w:p>
     <w:p>
@@ -627,7 +627,24 @@
         <w:t>Committee chat</w:t>
       </w:r>
       <w:r>
-        <w:t xml:space="preserve"> — type a message and press Send. Messages carry your name and reach the rest of the committee when they next sync. Your messages appear in navy on the right, everyone else’s on the left.</w:t>
+        <w:t xml:space="preserve"> — private to that event’s committee: you only see it if you are on the committee. Type a message and press Send — it carries your name and reaches the rest of the committee when they next sync. Your messages appear in navy on the right, everyone else’s on the left.</w:t>
+      </w:r>
+    </w:p>
+    <w:p>
+      <w:pPr>
+        <w:pStyle w:val="Heading1"/>
+      </w:pPr>
+      <w:r>
+        <w:t>Lodge Chat</w:t>
+      </w:r>
+    </w:p>
+    <w:p>
+      <w:r>
+        <w:rPr>
+          <w:b w:val="0"/>
+          <w:i w:val="0"/>
+        </w:rPr>
+        <w:t>A chat for the whole lodge, open to every member — it works exactly like the committee chat. Choose Lodge Chat in the left-hand menu, type your message and press Send. Messages reach the brethren when they next press Sync, so don’t expect an instant reply — it is more noticeboard conversation than instant messenger.</w:t>
       </w:r>
     </w:p>
     <w:p>
@@ -740,6 +757,20 @@
       </w:r>
       <w:r>
         <w:t xml:space="preserve"> — shows when this device last synced.</w:t>
+      </w:r>
+    </w:p>
+    <w:p>
+      <w:pPr>
+        <w:pStyle w:val="ListBullet"/>
+      </w:pPr>
+      <w:r>
+        <w:rPr>
+          <w:b/>
+        </w:rPr>
+        <w:t>Permissions</w:t>
+      </w:r>
+      <w:r>
+        <w:t xml:space="preserve"> — the Secretary only: choose which members are allowed to add and remove people on event committees (and therefore who is in each committee chat). Everyone else can see committees but not change them.</w:t>
       </w:r>
     </w:p>
     <w:p>

--- a/Composite Lodge 4076 - User Guide.docx
+++ b/Composite Lodge 4076 - User Guide.docx
@@ -109,7 +109,7 @@
           </w:tcPr>
           <w:p>
             <w:r>
-              <w:t xml:space="preserve">Every time you open the app, press the gold </w:t>
+              <w:t xml:space="preserve">The app syncs itself automatically every time you open it, and every few minutes while it is open — so normally you need do nothing. The gold </w:t>
             </w:r>
             <w:r>
               <w:rPr>
@@ -119,7 +119,7 @@
               <w:t>⟳ Sync</w:t>
             </w:r>
             <w:r>
-              <w:t xml:space="preserve"> button at the top right. This pulls in everyone else’s latest changes and sends yours to them. Press it again before you close the app if you have added or changed anything.</w:t>
+              <w:t xml:space="preserve"> button at the top right forces a sync right now: press it before you close the app after making changes, or when you want the very latest from everyone else.</w:t>
             </w:r>
           </w:p>
         </w:tc>
@@ -139,7 +139,7 @@
           <w:b w:val="0"/>
           <w:i w:val="0"/>
         </w:rPr>
-        <w:t>If you forget, nothing is lost — your changes stay saved on your device and go across the next time you press Sync. If you see “Sync failed”, check your internet connection and press it again.</w:t>
+        <w:t>Nothing is ever lost — your changes stay saved on your device and go across on the next sync. If you see “Sync failed”, check your internet connection and press ⟳ Sync again.</w:t>
       </w:r>
     </w:p>
     <w:p>
@@ -848,7 +848,7 @@
         <w:t>A change someone else made isn’t showing</w:t>
       </w:r>
       <w:r>
-        <w:t xml:space="preserve"> — they need to press Sync on their device, then you press Sync on yours.</w:t>
+        <w:t xml:space="preserve"> — press ⟳ Sync to fetch it now; the app also picks it up by itself within a few minutes.</w:t>
       </w:r>
     </w:p>
     <w:p>

--- a/Composite Lodge 4076 - User Guide.docx
+++ b/Composite Lodge 4076 - User Guide.docx
@@ -109,6 +109,9 @@
           </w:tcPr>
           <w:p>
             <w:r>
+              <w:rPr>
+                <w:b w:val="0"/>
+              </w:rPr>
               <w:t xml:space="preserve">The app syncs itself automatically every time you open it, and every few minutes while it is open — so normally you need do nothing. The gold </w:t>
             </w:r>
             <w:r>
@@ -119,6 +122,9 @@
               <w:t>⟳ Sync</w:t>
             </w:r>
             <w:r>
+              <w:rPr>
+                <w:b w:val="0"/>
+              </w:rPr>
               <w:t xml:space="preserve"> button at the top right forces a sync right now: press it before you close the app after making changes, or when you want the very latest from everyone else.</w:t>
             </w:r>
           </w:p>
@@ -340,7 +346,7 @@
           <w:b w:val="0"/>
           <w:i w:val="0"/>
         </w:rPr>
-        <w:t>The members list shows each brother’s name, contact number, email, rank and office. It is ordered by rank automatically — most senior at the top (Grand Rank first, then Provincial, Past Master, Master Mason, Fellow Craft, Entered Apprentice). Phone numbers and emails are tappable — one tap rings or emails the brother.</w:t>
+        <w:t>The members list shows each brother’s name, contact number, email, rank and office, listed alphabetically. Phone numbers and emails are tappable — one tap rings or emails the brother.</w:t>
       </w:r>
     </w:p>
     <w:p>
@@ -351,10 +357,10 @@
         <w:rPr>
           <w:b/>
         </w:rPr>
-        <w:t>Add member</w:t>
+        <w:t>Your own details</w:t>
       </w:r>
       <w:r>
-        <w:t xml:space="preserve"> — type the details in yourself and press Add.</w:t>
+        <w:t xml:space="preserve"> — if the Secretary sends you a details form link, fill it in once and you appear in the list automatically. You can also ask him to update your details at any time.</w:t>
       </w:r>
     </w:p>
     <w:p>
@@ -365,24 +371,10 @@
         <w:rPr>
           <w:b/>
         </w:rPr>
-        <w:t>Edit</w:t>
+        <w:t>Add member / Edit</w:t>
       </w:r>
       <w:r>
-        <w:t xml:space="preserve"> — change a brother’s details or remove him from the list.</w:t>
-      </w:r>
-    </w:p>
-    <w:p>
-      <w:pPr>
-        <w:pStyle w:val="ListBullet"/>
-      </w:pPr>
-      <w:r>
-        <w:rPr>
-          <w:b/>
-        </w:rPr>
-        <w:t>Share details form</w:t>
-      </w:r>
-      <w:r>
-        <w:t xml:space="preserve"> — the easy way to fill the list. This copies a link you can paste into WhatsApp or an email to all the brethren. Each brother opens it, enters the passcode, fills in his name, number, email, rank and office, and presses Submit. His details appear in the members list the next time you press Sync — no retyping.</w:t>
+        <w:t xml:space="preserve"> — details can be added or corrected directly in the app too.</w:t>
       </w:r>
     </w:p>
     <w:p>
@@ -495,7 +487,7 @@
           <w:b w:val="0"/>
           <w:i w:val="0"/>
         </w:rPr>
-        <w:t>Everything saves automatically as you type — just remember to Sync.</w:t>
+        <w:t>Everything saves automatically as you type — just remember it reaches the others on the next sync.</w:t>
       </w:r>
     </w:p>
     <w:p>
@@ -571,7 +563,7 @@
           <w:b w:val="0"/>
           <w:i w:val="0"/>
         </w:rPr>
-        <w:t>Press “+ New event” and give it a name, date, time, location and notes. Each event page has:</w:t>
+        <w:t>Each event page has:</w:t>
       </w:r>
     </w:p>
     <w:p>
@@ -585,7 +577,7 @@
         <w:t>Committee</w:t>
       </w:r>
       <w:r>
-        <w:t xml:space="preserve"> — lodge members are added from a dropdown (their phone numbers come straight from the Members list), and people from outside the lodge can be added too — non-members are marked with a * after their name. Only the Secretary, and members he has given permission to in Settings, can add or remove committee members.</w:t>
+        <w:t xml:space="preserve"> — who is organising the event. Lodge members show with their phone numbers (pulled from the Members list); anyone from outside the lodge is marked with a * after their name. The committee is set by the Secretary and any brethren he has given permission to.</w:t>
       </w:r>
     </w:p>
     <w:p>
@@ -599,7 +591,7 @@
         <w:t>Event details</w:t>
       </w:r>
       <w:r>
-        <w:t xml:space="preserve"> — the date, time, location and notes, with an Edit button to change them.</w:t>
+        <w:t xml:space="preserve"> — the date, time, location and notes.</w:t>
       </w:r>
     </w:p>
     <w:p>
@@ -644,7 +636,7 @@
           <w:b w:val="0"/>
           <w:i w:val="0"/>
         </w:rPr>
-        <w:t>A chat for the whole lodge, open to every member — it works exactly like the committee chat. Choose Lodge Chat in the left-hand menu, type your message and press Send. Messages reach the brethren when they next press Sync, so don’t expect an instant reply — it is more noticeboard conversation than instant messenger.</w:t>
+        <w:t>A chat for the whole lodge, open to every member — it works exactly like the committee chat. Choose Lodge Chat in the left-hand menu, type your message and press Send. Messages reach the brethren when they next sync, so don’t expect an instant reply — it is more noticeboard conversation than instant messenger.</w:t>
       </w:r>
     </w:p>
     <w:p>
@@ -661,49 +653,7 @@
           <w:b w:val="0"/>
           <w:i w:val="0"/>
         </w:rPr>
-        <w:t>For information the brethren need — Provincial communications, Almoner’s updates, subscription reminders.</w:t>
-      </w:r>
-    </w:p>
-    <w:p>
-      <w:pPr>
-        <w:pStyle w:val="ListBullet"/>
-      </w:pPr>
-      <w:r>
-        <w:rPr>
-          <w:b/>
-        </w:rPr>
-        <w:t>New notice</w:t>
-      </w:r>
-      <w:r>
-        <w:t xml:space="preserve"> — give it a title, write the notice, and optionally attach a document (PDF, Word or an image, up to 3 MB). Members open attachments with one tap.</w:t>
-      </w:r>
-    </w:p>
-    <w:p>
-      <w:pPr>
-        <w:pStyle w:val="ListBullet"/>
-      </w:pPr>
-      <w:r>
-        <w:rPr>
-          <w:b/>
-        </w:rPr>
-        <w:t>Pin</w:t>
-      </w:r>
-      <w:r>
-        <w:t xml:space="preserve"> — keeps an important notice at the top of the list with a gold edge.</w:t>
-      </w:r>
-    </w:p>
-    <w:p>
-      <w:pPr>
-        <w:pStyle w:val="ListBullet"/>
-      </w:pPr>
-      <w:r>
-        <w:rPr>
-          <w:b/>
-        </w:rPr>
-        <w:t>Delete</w:t>
-      </w:r>
-      <w:r>
-        <w:t xml:space="preserve"> — removes a notice once it is out of date.</w:t>
+        <w:t>Announcements the brethren need — Provincial communications, Almoner’s updates, subscription reminders. Notices can carry an attached document (PDF, Word or an image) — tap the attachment to open it. Pinned notices stay at the top with a gold edge.</w:t>
       </w:r>
     </w:p>
     <w:p>
@@ -720,7 +670,7 @@
           <w:b w:val="0"/>
           <w:i w:val="0"/>
         </w:rPr>
-        <w:t>This section will link to a shared album on the lodge Google account, where photos can be viewed, added and filtered by date. Until that account is set up, the tab shows a waiting message. When the account is ready, the Secretary pastes the album link into Settings and the button appears for everyone after their next sync.</w:t>
+        <w:t>This section will link to a shared album on the lodge Google account, where photos can be viewed, added and filtered by date. Until that is set up, the tab shows a waiting message.</w:t>
       </w:r>
     </w:p>
     <w:p>
@@ -767,52 +717,10 @@
         <w:rPr>
           <w:b/>
         </w:rPr>
-        <w:t>Permissions</w:t>
-      </w:r>
-      <w:r>
-        <w:t xml:space="preserve"> — the Secretary only: choose which members are allowed to add and remove people on event committees (and therefore who is in each committee chat). Everyone else can see committees but not change them.</w:t>
-      </w:r>
-    </w:p>
-    <w:p>
-      <w:pPr>
-        <w:pStyle w:val="ListBullet"/>
-      </w:pPr>
-      <w:r>
-        <w:rPr>
-          <w:b/>
-        </w:rPr>
-        <w:t>Photos album link</w:t>
-      </w:r>
-      <w:r>
-        <w:t xml:space="preserve"> — where the Google Photos album link goes (Secretary only, once the account exists).</w:t>
-      </w:r>
-    </w:p>
-    <w:p>
-      <w:pPr>
-        <w:pStyle w:val="ListBullet"/>
-      </w:pPr>
-      <w:r>
-        <w:rPr>
-          <w:b/>
-        </w:rPr>
-        <w:t>Backup</w:t>
-      </w:r>
-      <w:r>
-        <w:t xml:space="preserve"> — downloads a backup file of all lodge data, and can restore from one. A monthly backup is a sensible habit for the Secretary.</w:t>
-      </w:r>
-    </w:p>
-    <w:p>
-      <w:pPr>
-        <w:pStyle w:val="ListBullet"/>
-      </w:pPr>
-      <w:r>
-        <w:rPr>
-          <w:b/>
-        </w:rPr>
         <w:t>Passcode</w:t>
       </w:r>
       <w:r>
-        <w:t xml:space="preserve"> — the passcode is shared by the whole lodge. To change it, ask the Secretary to arrange an app update.</w:t>
+        <w:t xml:space="preserve"> — the passcode is shared by the whole lodge; speak to the Secretary if you have forgotten it.</w:t>
       </w:r>
     </w:p>
     <w:p>

--- a/Composite Lodge 4076 - User Guide.docx
+++ b/Composite Lodge 4076 - User Guide.docx
@@ -329,7 +329,50 @@
           <w:b w:val="0"/>
           <w:i w:val="0"/>
         </w:rPr>
-        <w:t>The bar across the top shows the lodge crest and name, the gold ⟳ Sync button, and who is signed in. The menu down the left-hand side takes you to each section: Members, Meetings, Events, Lodge Chat, Lodge Notices, Photos and Settings. On a phone, tap the ☰ button to open this menu.</w:t>
+        <w:t>The bar across the top shows the lodge crest and name, the 🔔 notifications bell, the gold ⟳ Sync button, and who is signed in. The menu down the left-hand side takes you to each section: Members, Meetings, Events, To-Do, Lodge Chat, Lodge Notices, Photos and Settings. On a phone, tap the ☰ button to open this menu.</w:t>
+      </w:r>
+    </w:p>
+    <w:p>
+      <w:pPr>
+        <w:pStyle w:val="Heading1"/>
+      </w:pPr>
+      <w:r>
+        <w:t>Notifications — the 🔔 bell</w:t>
+      </w:r>
+    </w:p>
+    <w:p>
+      <w:r>
+        <w:rPr>
+          <w:b w:val="0"/>
+          <w:i w:val="0"/>
+        </w:rPr>
+        <w:t>The bell at the top collects everything addressed to you: tasks a brother has given you, messages where you were tagged, new notices, and photo album updates. A red number on the bell shows how many are new — tap the bell to read them, and tap any notification to jump straight to it.</w:t>
+      </w:r>
+    </w:p>
+    <w:p>
+      <w:r>
+        <w:rPr>
+          <w:b w:val="0"/>
+          <w:i w:val="0"/>
+        </w:rPr>
+        <w:t>Notifications arrive when the app syncs — automatically on opening and every few minutes while open. If you would also like a pop-up on your device when something new arrives, turn on “Device notifications” in Settings.</w:t>
+      </w:r>
+    </w:p>
+    <w:p>
+      <w:pPr>
+        <w:pStyle w:val="Heading1"/>
+      </w:pPr>
+      <w:r>
+        <w:t>Tagging a brother with @</w:t>
+      </w:r>
+    </w:p>
+    <w:p>
+      <w:r>
+        <w:rPr>
+          <w:b w:val="0"/>
+          <w:i w:val="0"/>
+        </w:rPr>
+        <w:t>In any chat message or task, type @ and start typing a name — the members list pops up, and one tap inserts the name. The tagged brother sees it highlighted in gold, and it appears under his 🔔 bell so he knows he has been mentioned or given a job.</w:t>
       </w:r>
     </w:p>
     <w:p>
@@ -504,7 +547,7 @@
           <w:b w:val="0"/>
           <w:i w:val="0"/>
         </w:rPr>
-        <w:t>Every to-do list in the app works the same way. Each task has a tick box, the name of the brother it is assigned to, the task itself, and a due date. Overdue dates show in red.</w:t>
+        <w:t>The To-Do section in the menu is the lodge’s general list — anyone can add a task to it. Meetings and events each have their own list as well, and every list works the same way. Each task has a tick box, the name of the brother it is assigned to, the task itself, and a due date. Overdue dates show in red. Assigning a task to a brother, or tagging him with @ in the task, notifies him under his 🔔 bell.</w:t>
       </w:r>
     </w:p>
     <w:p>
@@ -707,6 +750,20 @@
       </w:r>
       <w:r>
         <w:t xml:space="preserve"> — shows when this device last synced.</w:t>
+      </w:r>
+    </w:p>
+    <w:p>
+      <w:pPr>
+        <w:pStyle w:val="ListBullet"/>
+      </w:pPr>
+      <w:r>
+        <w:rPr>
+          <w:b/>
+        </w:rPr>
+        <w:t>Device notifications</w:t>
+      </w:r>
+      <w:r>
+        <w:t xml:space="preserve"> — turn on to get a pop-up on your device when something new arrives while the app is open in the background.</w:t>
       </w:r>
     </w:p>
     <w:p>

--- a/Composite Lodge 4076 - User Guide.docx
+++ b/Composite Lodge 4076 - User Guide.docx
@@ -355,7 +355,7 @@
           <w:b w:val="0"/>
           <w:i w:val="0"/>
         </w:rPr>
-        <w:t>Notifications arrive when the app syncs — automatically on opening and every few minutes while open. If you would also like a pop-up on your device when something new arrives, turn on “Device notifications” in Settings.</w:t>
+        <w:t>For notifications that reach you even when the app is closed — like a WhatsApp message — turn on “Device notifications” in Settings and allow notifications when your phone asks. On iPhone this only works from the installed app (Share → Add to Home Screen first); on Android and computers it works straight away.</w:t>
       </w:r>
     </w:p>
     <w:p>
@@ -763,7 +763,7 @@
         <w:t>Device notifications</w:t>
       </w:r>
       <w:r>
-        <w:t xml:space="preserve"> — turn on to get a pop-up on your device when something new arrives while the app is open in the background.</w:t>
+        <w:t xml:space="preserve"> — turn on to get notifications on your device even when the app is closed. iPhone: install the app to your Home Screen first.</w:t>
       </w:r>
     </w:p>
     <w:p>

--- a/Composite Lodge 4076 - User Guide.docx
+++ b/Composite Lodge 4076 - User Guide.docx
@@ -317,6 +317,21 @@
     </w:p>
     <w:p>
       <w:pPr>
+        <w:ind w:left="576" w:hanging="317"/>
+      </w:pPr>
+      <w:r>
+        <w:rPr>
+          <w:b/>
+          <w:color w:val="1E2A6E"/>
+        </w:rPr>
+        <w:t xml:space="preserve">4.  </w:t>
+      </w:r>
+      <w:r>
+        <w:t>Finally — everyone should do this — go to Settings, find “Device notifications” and press Enable, then allow notifications when your phone asks. This is how you’ll know when a brother gives you a task, tags you, or posts a notice, even with the app closed.</w:t>
+      </w:r>
+    </w:p>
+    <w:p>
+      <w:pPr>
         <w:pStyle w:val="Heading1"/>
       </w:pPr>
       <w:r>
@@ -355,7 +370,7 @@
           <w:b w:val="0"/>
           <w:i w:val="0"/>
         </w:rPr>
-        <w:t>For notifications that reach you even when the app is closed — like a WhatsApp message — turn on “Device notifications” in Settings and allow notifications when your phone asks. On iPhone this only works from the installed app (Share → Add to Home Screen first); on Android and computers it works straight away.</w:t>
+        <w:t>For notifications that reach you even when the app is closed — like a WhatsApp message — turn on “Device notifications” in Settings and allow notifications when your phone asks. Every member should switch this on: it is how tasks and messages reach you between meetings. On iPhone it only works from the installed app (Share → Add to Home Screen first); on Android and computers it works straight away.</w:t>
       </w:r>
     </w:p>
     <w:p>

--- a/Composite Lodge 4076 - User Guide.docx
+++ b/Composite Lodge 4076 - User Guide.docx
@@ -344,7 +344,7 @@
           <w:b w:val="0"/>
           <w:i w:val="0"/>
         </w:rPr>
-        <w:t>The bar across the top shows the lodge crest and name, the 🔔 notifications bell, the gold ⟳ Sync button, and who is signed in. The menu down the left-hand side takes you to each section: Members, Meetings, Events, To-Do, Lodge Chat, Lodge Notices, Photos and Settings. On a phone, tap the ☰ button to open this menu.</w:t>
+        <w:t>The bar across the top shows the lodge crest and name, the 🔔 notifications bell, the gold ⟳ Sync button, and who is signed in. The menu down the left-hand side takes you to each section: Members, Meetings, Events, Subscriptions, To-Do, Lodge Chat, Lodge Notices, Photos, Search and Settings. On a phone, tap the ☰ button to open this menu.</w:t>
       </w:r>
     </w:p>
     <w:p>
@@ -489,6 +489,12 @@
       </w:r>
     </w:p>
     <w:p>
+      <w:pPr/>
+      <w:r>
+        <w:t>4.  Fill in the date, the time and where the meeting is held. These fill in the meeting cards and the calendar file.</w:t>
+      </w:r>
+    </w:p>
+    <w:p>
       <w:r>
         <w:rPr>
           <w:b w:val="0"/>
@@ -540,12 +546,102 @@
       </w:r>
     </w:p>
     <w:p>
+      <w:pPr>
+        <w:pStyle w:val="ListBullet"/>
+      </w:pPr>
+      <w:r>
+        <w:t>Attendance and dining — see below.</w:t>
+      </w:r>
+    </w:p>
+    <w:p>
+      <w:pPr>
+        <w:pStyle w:val="ListBullet"/>
+      </w:pPr>
+      <w:r>
+        <w:t>Visitors — brethren coming from other lodges.</w:t>
+      </w:r>
+    </w:p>
+    <w:p>
+      <w:pPr>
+        <w:pStyle w:val="ListBullet"/>
+      </w:pPr>
+      <w:r>
+        <w:t>📅 Add to my calendar — see below.</w:t>
+      </w:r>
+    </w:p>
+    <w:p>
       <w:r>
         <w:rPr>
           <w:b w:val="0"/>
           <w:i w:val="0"/>
         </w:rPr>
         <w:t>Everything saves automatically as you type — just remember it reaches the others on the next sync.</w:t>
+      </w:r>
+    </w:p>
+    <w:p>
+      <w:pPr>
+        <w:pStyle w:val="Heading1"/>
+      </w:pPr>
+      <w:r>
+        <w:t>Saying whether you will be there</w:t>
+      </w:r>
+    </w:p>
+    <w:p>
+      <w:pPr/>
+      <w:r>
+        <w:t>On every meeting page there is a simple question: “Will you be at this meeting?” Tap ✓ Yes, I’ll be there or ✕ I can’t make it. If you answer yes, a tick box appears underneath — tick it if you are staying for the Festive Board.</w:t>
+      </w:r>
+    </w:p>
+    <w:p>
+      <w:pPr/>
+      <w:r>
+        <w:t>You can change your answer at any time; just tap the other button. Your answer reaches the Secretary on the next sync.</w:t>
+      </w:r>
+    </w:p>
+    <w:p>
+      <w:pPr/>
+      <w:r>
+        <w:t>Underneath, the app keeps a running count: how many are attending, how many visitors are expected, how many are dining (this is the number the caterer needs), how many have sent apologies, and how many have not yet answered. Press “See who has answered” to see the full list, brother by brother.</w:t>
+      </w:r>
+    </w:p>
+    <w:p>
+      <w:pPr/>
+      <w:r>
+        <w:t>If you cannot see the question, your name is not yet in the Members list — ask the Secretary to add you.</w:t>
+      </w:r>
+    </w:p>
+    <w:p>
+      <w:pPr>
+        <w:pStyle w:val="Heading1"/>
+      </w:pPr>
+      <w:r>
+        <w:t>Visitors</w:t>
+      </w:r>
+    </w:p>
+    <w:p>
+      <w:pPr/>
+      <w:r>
+        <w:t>If you are bringing a visitor from another lodge, add him under Visitors on the meeting page: his name, his lodge, and whether he is dining. He is counted in the dining total automatically, and the app records that you are hosting him.</w:t>
+      </w:r>
+    </w:p>
+    <w:p>
+      <w:pPr>
+        <w:pStyle w:val="Heading1"/>
+      </w:pPr>
+      <w:r>
+        <w:t>Putting a meeting in your own calendar</w:t>
+      </w:r>
+    </w:p>
+    <w:p>
+      <w:pPr/>
+      <w:r>
+        <w:t>Press 📅 Add to my calendar on any meeting or event and the app produces a calendar file. Open it and your phone or computer offers to add it — it works with iPhone, Android, Outlook and Google Calendar alike.</w:t>
+      </w:r>
+    </w:p>
+    <w:p>
+      <w:pPr/>
+      <w:r>
+        <w:t>On the Meetings screen there is also a button to add the whole season’s meetings at once. Only meetings that have a date set are included.</w:t>
       </w:r>
     </w:p>
     <w:p>
@@ -685,6 +781,26 @@
         <w:pStyle w:val="Heading1"/>
       </w:pPr>
       <w:r>
+        <w:t>Subscriptions</w:t>
+      </w:r>
+    </w:p>
+    <w:p>
+      <w:pPr/>
+      <w:r>
+        <w:t>This section shows whether your subscription for the season has been recorded as paid, and what the subscription is. Choose the season at the top.</w:t>
+      </w:r>
+    </w:p>
+    <w:p>
+      <w:pPr/>
+      <w:r>
+        <w:t>If you have paid and it is not showing, let the Treasurer know — he records payments here. The full list of who has and has not paid is visible only to the Secretary and the Treasurer.</w:t>
+      </w:r>
+    </w:p>
+    <w:p>
+      <w:pPr>
+        <w:pStyle w:val="Heading1"/>
+      </w:pPr>
+      <w:r>
         <w:t>Lodge Chat</w:t>
       </w:r>
     </w:p>
@@ -736,6 +852,26 @@
         <w:pStyle w:val="Heading1"/>
       </w:pPr>
       <w:r>
+        <w:t>Search</w:t>
+      </w:r>
+    </w:p>
+    <w:p>
+      <w:pPr/>
+      <w:r>
+        <w:t>Search looks through the whole app at once: members, meetings and their notes, visitors, events, notices, tasks and chat messages. Type two letters or more and the results appear as you type — tap any result to jump straight to it.</w:t>
+      </w:r>
+    </w:p>
+    <w:p>
+      <w:pPr/>
+      <w:r>
+        <w:t>It only ever searches what you are allowed to see; private committee chats stay private.</w:t>
+      </w:r>
+    </w:p>
+    <w:p>
+      <w:pPr>
+        <w:pStyle w:val="Heading1"/>
+      </w:pPr>
+      <w:r>
         <w:t>Settings</w:t>
       </w:r>
     </w:p>
@@ -779,6 +915,14 @@
       </w:r>
       <w:r>
         <w:t xml:space="preserve"> — turn on to get notifications on your device even when the app is closed. iPhone: install the app to your Home Screen first.</w:t>
+      </w:r>
+    </w:p>
+    <w:p>
+      <w:pPr>
+        <w:pStyle w:val="ListBullet"/>
+      </w:pPr>
+      <w:r>
+        <w:t>Photos album link — appears once the lodge Google account is ready.</w:t>
       </w:r>
     </w:p>
     <w:p>

--- a/Composite Lodge 4076 - User Guide.docx
+++ b/Composite Lodge 4076 - User Guide.docx
@@ -294,7 +294,7 @@
           <w:b/>
           <w:color w:val="1E2A6E"/>
         </w:rPr>
-        <w:t xml:space="preserve">2.  </w:t>
+        <w:t>2.  Enter the email address you gave the lodge. The app matches it against your entry in the members list, so it knows which brother you are — your office, your attendance, your subscription. If the lodge does not hold an address for you, press “The lodge doesn’t have my email address” and choose your name; you can still use the app, but no office comes with it until the Secretary adds your address.</w:t>
       </w:r>
       <w:r>
         <w:t>Pick your name from the members list, or type it if you are not on the list yet. Tasks and chat messages you write will carry this name.</w:t>
@@ -313,6 +313,12 @@
       </w:r>
       <w:r>
         <w:t>The app remembers you for 30 days on that device, so you won’t sign in every time.</w:t>
+      </w:r>
+    </w:p>
+    <w:p>
+      <w:pPr/>
+      <w:r>
+        <w:t>If your address is not recognised, check it for typing mistakes — otherwise the lodge may hold a different one for you, and the Secretary can correct it.</w:t>
       </w:r>
     </w:p>
     <w:p>
@@ -880,6 +886,14 @@
         <w:pStyle w:val="ListBullet"/>
       </w:pPr>
       <w:r>
+        <w:t>You — shows which member the app has you down as. If it says you are not confirmed, enter your email address there and your office and permissions follow.</w:t>
+      </w:r>
+    </w:p>
+    <w:p>
+      <w:pPr>
+        <w:pStyle w:val="ListBullet"/>
+      </w:pPr>
+      <w:r>
         <w:rPr>
           <w:b/>
         </w:rPr>

--- a/Composite Lodge 4076 - User Guide.docx
+++ b/Composite Lodge 4076 - User Guide.docx
@@ -621,6 +621,62 @@
         <w:pStyle w:val="Heading1"/>
       </w:pPr>
       <w:r>
+        <w:t>Booking the Festive Board</w:t>
+      </w:r>
+    </w:p>
+    <w:p>
+      <w:pPr/>
+      <w:r>
+        <w:t>When you tick “I’m staying for the Festive Board”, the dining form opens underneath. It asks only three things — your meal, your dessert and how you are paying — because the app already knows your name and email from the members list.</w:t>
+      </w:r>
+    </w:p>
+    <w:p>
+      <w:pPr>
+        <w:pStyle w:val="ListBullet"/>
+      </w:pPr>
+      <w:r>
+        <w:t>Meal — Non Veg, Veg, Fish or Other.</w:t>
+      </w:r>
+    </w:p>
+    <w:p>
+      <w:pPr>
+        <w:pStyle w:val="ListBullet"/>
+      </w:pPr>
+      <w:r>
+        <w:t>Dessert — Kulfi or Rice Pudding.</w:t>
+      </w:r>
+    </w:p>
+    <w:p>
+      <w:pPr>
+        <w:pStyle w:val="ListBullet"/>
+      </w:pPr>
+      <w:r>
+        <w:t>Payment — Online Transfer (preferred) or Cash. If you have already sent a transfer, put the date in as well.</w:t>
+      </w:r>
+    </w:p>
+    <w:p>
+      <w:pPr/>
+      <w:r>
+        <w:t>Press Save my choices. The venue, the cost per head and the bank details are shown above the questions, so everything you need is on one screen. Your booking reaches the Secretary on the next sync, and he sees it on the meeting page — there is no separate form to fill in and no email to send.</w:t>
+      </w:r>
+    </w:p>
+    <w:p>
+      <w:pPr/>
+      <w:r>
+        <w:t>Changed your mind? Press “Change my choices” and save again. If you untick the Festive Board altogether you come off the dining list, and your choices are remembered in case you tick it again.</w:t>
+      </w:r>
+    </w:p>
+    <w:p>
+      <w:pPr/>
+      <w:r>
+        <w:t>Bringing a visitor? Add him under Visitors, tick that he is dining, and the same three questions appear for him — you fill them in on his behalf.</w:t>
+      </w:r>
+    </w:p>
+    <w:p>
+      <w:pPr>
+        <w:pStyle w:val="Heading1"/>
+      </w:pPr>
+      <w:r>
         <w:t>Visitors</w:t>
       </w:r>
     </w:p>

--- a/Composite Lodge 4076 - User Guide.docx
+++ b/Composite Lodge 4076 - User Guide.docx
@@ -514,6 +514,14 @@
         <w:pStyle w:val="ListBullet"/>
       </w:pPr>
       <w:r>
+        <w:t>Documents — the summons, the table plan and other papers.</w:t>
+      </w:r>
+    </w:p>
+    <w:p>
+      <w:pPr>
+        <w:pStyle w:val="ListBullet"/>
+      </w:pPr>
+      <w:r>
         <w:rPr>
           <w:b/>
         </w:rPr>
@@ -582,6 +590,32 @@
           <w:i w:val="0"/>
         </w:rPr>
         <w:t>Everything saves automatically as you type — just remember it reaches the others on the next sync.</w:t>
+      </w:r>
+    </w:p>
+    <w:p>
+      <w:pPr>
+        <w:pStyle w:val="Heading1"/>
+      </w:pPr>
+      <w:r>
+        <w:t>Meeting documents</w:t>
+      </w:r>
+    </w:p>
+    <w:p>
+      <w:pPr/>
+      <w:r>
+        <w:t>Each meeting page has a Documents section holding the papers for that meeting — the summons, the table plan, and anything else the Secretary puts there. Press Open beside a document and it downloads to your phone or computer, ready to read.</w:t>
+      </w:r>
+    </w:p>
+    <w:p>
+      <w:pPr/>
+      <w:r>
+        <w:t>Every member can open these. Adding and removing them is limited to the Secretary and the brethren he has given permission to, so the papers stay as he intends them.</w:t>
+      </w:r>
+    </w:p>
+    <w:p>
+      <w:pPr/>
+      <w:r>
+        <w:t>You will get a notification when a new document is added, so you know as soon as the summons is up.</w:t>
       </w:r>
     </w:p>
     <w:p>

--- a/Composite Lodge 4076 - User Guide.docx
+++ b/Composite Lodge 4076 - User Guide.docx
@@ -294,10 +294,7 @@
           <w:b/>
           <w:color w:val="1E2A6E"/>
         </w:rPr>
-        <w:t>2.  Enter the email address you gave the lodge. The app matches it against your entry in the members list, so it knows which brother you are — your office, your attendance, your subscription. If the lodge does not hold an address for you, press “The lodge doesn’t have my email address” and choose your name; you can still use the app, but no office comes with it until the Secretary adds your address.</w:t>
-      </w:r>
-      <w:r>
-        <w:t>Pick your name from the members list, or type it if you are not on the list yet. Tasks and chat messages you write will carry this name.</w:t>
+        <w:t>2.  Enter the email address you gave the lodge. The app matches it against your entry in the members list, so it knows which brother you are — your office, your attendance, your subscription. Anything you write carries the name on that entry. If the lodge does not hold an address for you, press “The lodge doesn’t have my email address” and choose your name; you can still use the app, but no office or permissions come with it until the Secretary adds your address.</w:t>
       </w:r>
     </w:p>
     <w:p>
@@ -330,10 +327,7 @@
           <w:b/>
           <w:color w:val="1E2A6E"/>
         </w:rPr>
-        <w:t xml:space="preserve">4.  </w:t>
-      </w:r>
-      <w:r>
-        <w:t>Finally — everyone should do this — go to Settings, find “Device notifications” and press Enable, then allow notifications when your phone asks. This is how you’ll know when a brother gives you a task, tags you, or posts a notice, even with the app closed.</w:t>
+        <w:t>4.  Finally — everyone should do this — go to Settings, find “Device notifications” and press Enable, then allow notifications when your phone asks. This is how you hear about a task, a mention, a notice or a new summons even with the app closed.</w:t>
       </w:r>
     </w:p>
     <w:p>
@@ -367,7 +361,7 @@
           <w:b w:val="0"/>
           <w:i w:val="0"/>
         </w:rPr>
-        <w:t>The bell at the top collects everything addressed to you: tasks a brother has given you, messages where you were tagged, new notices, and photo album updates. A red number on the bell shows how many are new — tap the bell to read them, and tap any notification to jump straight to it.</w:t>
+        <w:t>The bell at the top collects everything addressed to you: tasks a brother has given you, messages where you were tagged, new notices, documents added to a meeting, and photo album updates. If you are the Secretary — or he has given you permission — it also collects Festive Board bookings as the brethren make them. A red number on the bell shows how many are new; tap the bell to read them, and tap any one to jump straight to it.</w:t>
       </w:r>
     </w:p>
     <w:p>
@@ -376,7 +370,7 @@
           <w:b w:val="0"/>
           <w:i w:val="0"/>
         </w:rPr>
-        <w:t>For notifications that reach you even when the app is closed — like a WhatsApp message — turn on “Device notifications” in Settings and allow notifications when your phone asks. Every member should switch this on: it is how tasks and messages reach you between meetings. On iPhone it only works from the installed app (Share → Add to Home Screen first); on Android and computers it works straight away.</w:t>
+        <w:t>For notifications that reach you even when the app is closed — like a WhatsApp message — turn on “Device notifications” in Settings and allow notifications when your phone asks. Every member should switch this on: it is how tasks, mentions and the summons reach you between meetings. On iPhone it only works from the installed app (Share → Add to Home Screen first); on Android and computers it works straight away.</w:t>
       </w:r>
     </w:p>
     <w:p>
@@ -425,6 +419,14 @@
       </w:r>
       <w:r>
         <w:t xml:space="preserve"> — if the Secretary sends you a details form link, fill it in once and you appear in the list automatically. You can also ask him to update your details at any time.</w:t>
+      </w:r>
+    </w:p>
+    <w:p>
+      <w:pPr>
+        <w:pStyle w:val="ListBullet"/>
+      </w:pPr>
+      <w:r>
+        <w:t>The email address matters — it is what signs you in and tells the app which brother you are. Make sure the Secretary holds the right one for you.</w:t>
       </w:r>
     </w:p>
     <w:p>
@@ -647,7 +649,7 @@
     <w:p>
       <w:pPr/>
       <w:r>
-        <w:t>If you cannot see the question, your name is not yet in the Members list — ask the Secretary to add you.</w:t>
+        <w:t>If you cannot see the question, the app has not worked out which member you are. It shows a “Confirm who you are” box instead — put in the email address the lodge holds for you and the question appears. If your address is not recognised, ask the Secretary to check what is on your record.</w:t>
       </w:r>
     </w:p>
     <w:p>
@@ -889,7 +891,7 @@
     <w:p>
       <w:pPr/>
       <w:r>
-        <w:t>If you have paid and it is not showing, let the Treasurer know — he records payments here. The full list of who has and has not paid is visible only to the Secretary and the Treasurer.</w:t>
+        <w:t>If you have paid and it is not showing, let the Treasurer know — he records payments here. The full list of who has and has not paid is visible only to the Secretary and the brethren he has given permission to, normally the Treasurer.</w:t>
       </w:r>
     </w:p>
     <w:p>
@@ -976,21 +978,7 @@
         <w:pStyle w:val="ListBullet"/>
       </w:pPr>
       <w:r>
-        <w:t>You — shows which member the app has you down as. If it says you are not confirmed, enter your email address there and your office and permissions follow.</w:t>
-      </w:r>
-    </w:p>
-    <w:p>
-      <w:pPr>
-        <w:pStyle w:val="ListBullet"/>
-      </w:pPr>
-      <w:r>
-        <w:rPr>
-          <w:b/>
-        </w:rPr>
-        <w:t>You</w:t>
-      </w:r>
-      <w:r>
-        <w:t xml:space="preserve"> — shows who the app thinks you are; “Switch user” lets someone else use this device.</w:t>
+        <w:t>You — shows which member the app has you down as. If it says you are not confirmed, enter your email address there and your office and permissions follow. “Switch user” hands the device to another brother.</w:t>
       </w:r>
     </w:p>
     <w:p>
@@ -1063,6 +1051,30 @@
       </w:r>
       <w:r>
         <w:t xml:space="preserve"> — check with the Secretary; the passcode is typed exactly, including capitals and symbols.</w:t>
+      </w:r>
+    </w:p>
+    <w:p>
+      <w:pPr>
+        <w:pStyle w:val="ListBullet"/>
+      </w:pPr>
+      <w:r>
+        <w:t>“That address isn’t on the members list” — check it for typing mistakes; otherwise the lodge holds a different address for you and the Secretary can correct it.</w:t>
+      </w:r>
+    </w:p>
+    <w:p>
+      <w:pPr>
+        <w:pStyle w:val="ListBullet"/>
+      </w:pPr>
+      <w:r>
+        <w:t>You cannot mark your attendance, or Subscriptions shows nothing — the app has not matched you to a member record. Settings → You, then confirm your email address.</w:t>
+      </w:r>
+    </w:p>
+    <w:p>
+      <w:pPr>
+        <w:pStyle w:val="ListBullet"/>
+      </w:pPr>
+      <w:r>
+        <w:t>A section named in this guide is missing from the menu — you are running an old copy. Close the app completely (swipe it away, not just back to the home screen) and open it again.</w:t>
       </w:r>
     </w:p>
     <w:p>

--- a/Composite Lodge 4076 - User Guide.docx
+++ b/Composite Lodge 4076 - User Guide.docx
@@ -271,18 +271,9 @@
       </w:r>
     </w:p>
     <w:p>
-      <w:pPr>
-        <w:ind w:left="576" w:hanging="317"/>
-      </w:pPr>
+      <w:pPr/>
       <w:r>
-        <w:rPr>
-          <w:b/>
-          <w:color w:val="1E2A6E"/>
-        </w:rPr>
-        <w:t xml:space="preserve">1.  </w:t>
-      </w:r>
-      <w:r>
-        <w:t>Enter the lodge passcode (the Secretary will give you this — it is the same for everyone).</w:t>
+        <w:t>Where this guide says “the app administrator”, that is the brother who looks after the app for the Lodge — at present W Bro Rumit Lakhani, together with the Secretary and anyone else he has given permission to.</w:t>
       </w:r>
     </w:p>
     <w:p>
@@ -294,7 +285,19 @@
           <w:b/>
           <w:color w:val="1E2A6E"/>
         </w:rPr>
-        <w:t>2.  Enter the email address you gave the lodge. The app matches it against your entry in the members list, so it knows which brother you are — your office, your attendance, your subscription. Anything you write carries the name on that entry. If the lodge does not hold an address for you, press “The lodge doesn’t have my email address” and choose your name; you can still use the app, but no office or permissions come with it until the Secretary adds your address.</w:t>
+        <w:t>1.  Enter the lodge passcode (the app administrator will give you this — it is the same for everyone).</w:t>
+      </w:r>
+    </w:p>
+    <w:p>
+      <w:pPr>
+        <w:ind w:left="576" w:hanging="317"/>
+      </w:pPr>
+      <w:r>
+        <w:rPr>
+          <w:b/>
+          <w:color w:val="1E2A6E"/>
+        </w:rPr>
+        <w:t>2.  Enter the email address you gave the lodge. The app matches it against your entry in the members list, so it knows which brother you are — your office, your attendance, your subscription. Anything you write carries the name on that entry. If the lodge does not hold an address for you, press “The lodge doesn’t have my email address” and choose your name; you can still use the app, but no office or permissions come with it until the app administrator adds your address.</w:t>
       </w:r>
     </w:p>
     <w:p>
@@ -315,7 +318,7 @@
     <w:p>
       <w:pPr/>
       <w:r>
-        <w:t>If your address is not recognised, check it for typing mistakes — otherwise the lodge may hold a different one for you, and the Secretary can correct it.</w:t>
+        <w:t>If your address is not recognised, check it for typing mistakes — otherwise the lodge may hold a different one for you, and the app administrator can correct it.</w:t>
       </w:r>
     </w:p>
     <w:p>
@@ -361,7 +364,7 @@
           <w:b w:val="0"/>
           <w:i w:val="0"/>
         </w:rPr>
-        <w:t>The bell at the top collects everything addressed to you: tasks a brother has given you, messages where you were tagged, new notices, documents added to a meeting, and photo album updates. If you are the Secretary — or he has given you permission — it also collects Festive Board bookings as the brethren make them. A red number on the bell shows how many are new; tap the bell to read them, and tap any one to jump straight to it.</w:t>
+        <w:t>The bell at the top collects everything addressed to you: tasks a brother has given you, messages where you were tagged, new notices, documents added to a meeting, and photo album updates. If you are the app administrator — or he has given you permission — it also collects Festive Board bookings as the brethren make them. A red number on the bell shows how many are new; tap the bell to read them, and tap any one to jump straight to it.</w:t>
       </w:r>
     </w:p>
     <w:p>
@@ -415,10 +418,7 @@
         <w:rPr>
           <w:b/>
         </w:rPr>
-        <w:t>Your own details</w:t>
-      </w:r>
-      <w:r>
-        <w:t xml:space="preserve"> — if the Secretary sends you a details form link, fill it in once and you appear in the list automatically. You can also ask him to update your details at any time.</w:t>
+        <w:t>Your own details — if the app administrator sends you a details form link, fill it in once and you appear in the list automatically. You can also ask him to update your details at any time.</w:t>
       </w:r>
     </w:p>
     <w:p>
@@ -426,7 +426,7 @@
         <w:pStyle w:val="ListBullet"/>
       </w:pPr>
       <w:r>
-        <w:t>The email address matters — it is what signs you in and tells the app which brother you are. Make sure the Secretary holds the right one for you.</w:t>
+        <w:t>The email address matters — it is what signs you in and tells the app which brother you are. Make sure the app administrator holds the right one for you.</w:t>
       </w:r>
     </w:p>
     <w:p>
@@ -605,13 +605,13 @@
     <w:p>
       <w:pPr/>
       <w:r>
-        <w:t>Each meeting page has a Documents section holding the papers for that meeting — the summons, the table plan, and anything else the Secretary puts there. Press Open beside a document and it downloads to your phone or computer, ready to read.</w:t>
+        <w:t>Each meeting page has a Documents section holding the papers for that meeting — the summons, the table plan, and anything else the app administrator puts there. Press Open beside a document and it downloads to your phone or computer, ready to read.</w:t>
       </w:r>
     </w:p>
     <w:p>
       <w:pPr/>
       <w:r>
-        <w:t>Every member can open these. Adding and removing them is limited to the Secretary and the brethren he has given permission to, so the papers stay as he intends them.</w:t>
+        <w:t>Every member can open these. Adding and removing them is limited to the app administrator and those he has permitted, so the papers stay as he intends them.</w:t>
       </w:r>
     </w:p>
     <w:p>
@@ -637,7 +637,7 @@
     <w:p>
       <w:pPr/>
       <w:r>
-        <w:t>You can change your answer at any time; just tap the other button. Your answer reaches the Secretary on the next sync.</w:t>
+        <w:t>You can change your answer at any time; just tap the other button. Your answer reaches the app administrator on the next sync.</w:t>
       </w:r>
     </w:p>
     <w:p>
@@ -649,7 +649,7 @@
     <w:p>
       <w:pPr/>
       <w:r>
-        <w:t>If you cannot see the question, the app has not worked out which member you are. It shows a “Confirm who you are” box instead — put in the email address the lodge holds for you and the question appears. If your address is not recognised, ask the Secretary to check what is on your record.</w:t>
+        <w:t>If you cannot see the question, the app has not worked out which member you are. It shows a “Confirm who you are” box instead — put in the email address the lodge holds for you and the question appears. If your address is not recognised, ask the app administrator to check what is on your record.</w:t>
       </w:r>
     </w:p>
     <w:p>
@@ -693,7 +693,7 @@
     <w:p>
       <w:pPr/>
       <w:r>
-        <w:t>Press Save my choices. The venue, the cost per head and the bank details are shown above the questions, so everything you need is on one screen. Your booking reaches the Secretary on the next sync, and he sees it on the meeting page — there is no separate form to fill in and no email to send.</w:t>
+        <w:t>Press Save my choices. The venue, the cost per head and the bank details are shown above the questions, so everything you need is on one screen. Your booking reaches the app administrator on the next sync, and he sees it on the meeting page — there is no separate form to fill in and no email to send.</w:t>
       </w:r>
     </w:p>
     <w:p>
@@ -826,10 +826,7 @@
         <w:rPr>
           <w:b/>
         </w:rPr>
-        <w:t>Committee</w:t>
-      </w:r>
-      <w:r>
-        <w:t xml:space="preserve"> — who is organising the event. Lodge members show with their phone numbers (pulled from the Members list); anyone from outside the lodge is marked with a * after their name. The committee is set by the Secretary and any brethren he has given permission to.</w:t>
+        <w:t>Committee — who is organising the event. Lodge members show with their phone numbers (pulled from the Members list); anyone from outside the lodge is marked with a * after their name. The committee is set by the app administrator and any brethren he has given permission to.</w:t>
       </w:r>
     </w:p>
     <w:p>
@@ -891,7 +888,7 @@
     <w:p>
       <w:pPr/>
       <w:r>
-        <w:t>If you have paid and it is not showing, let the Treasurer know — he records payments here. The full list of who has and has not paid is visible only to the Secretary and the brethren he has given permission to, normally the Treasurer.</w:t>
+        <w:t>If you have paid and it is not showing, let the Treasurer know — he records payments here. The full list of who has and has not paid is visible only to the app administrator and those he has permitted, normally the Treasurer.</w:t>
       </w:r>
     </w:p>
     <w:p>
@@ -1025,10 +1022,7 @@
         <w:rPr>
           <w:b/>
         </w:rPr>
-        <w:t>Passcode</w:t>
-      </w:r>
-      <w:r>
-        <w:t xml:space="preserve"> — the passcode is shared by the whole lodge; speak to the Secretary if you have forgotten it.</w:t>
+        <w:t>Passcode — the passcode is shared by the whole lodge; speak to the app administrator if you have forgotten it.</w:t>
       </w:r>
     </w:p>
     <w:p>
@@ -1047,10 +1041,7 @@
         <w:rPr>
           <w:b/>
         </w:rPr>
-        <w:t>“That passcode isn’t right”</w:t>
-      </w:r>
-      <w:r>
-        <w:t xml:space="preserve"> — check with the Secretary; the passcode is typed exactly, including capitals and symbols.</w:t>
+        <w:t>“That passcode isn’t right” — check with the app administrator; the passcode is typed exactly, including capitals and symbols.</w:t>
       </w:r>
     </w:p>
     <w:p>
@@ -1058,7 +1049,7 @@
         <w:pStyle w:val="ListBullet"/>
       </w:pPr>
       <w:r>
-        <w:t>“That address isn’t on the members list” — check it for typing mistakes; otherwise the lodge holds a different address for you and the Secretary can correct it.</w:t>
+        <w:t>“That address isn’t on the members list” — check it for typing mistakes; otherwise the lodge holds a different address for you and the app administrator can correct it.</w:t>
       </w:r>
     </w:p>
     <w:p>
